--- a/智能考场与AI结合的先进化终端_参赛作品项目书_修订版.docx
+++ b/智能考场与AI结合的先进化终端_参赛作品项目书_修订版.docx
@@ -14,9 +14,9 @@
           <w:rFonts w:ascii="宋体" w:hAnsi="宋体" w:eastAsia="宋体"/>
           <w:b/>
           <w:color w:val="1F4E79"/>
-          <w:sz w:val="56"/>
+          <w:sz w:val="48"/>
         </w:rPr>
-        <w:t>智能考场 AI 巡考系统</w:t>
+        <w:t>智能考场与 AI 结合的先进化终端</w:t>
       </w:r>
     </w:p>
     <w:p>
@@ -28,9 +28,23 @@
           <w:rFonts w:ascii="宋体" w:hAnsi="宋体" w:eastAsia="宋体"/>
           <w:b/>
           <w:color w:val="2E74B5"/>
-          <w:sz w:val="30"/>
+          <w:sz w:val="27"/>
         </w:rPr>
-        <w:t>面向教育考试与日常教学场景的端-边-云智能巡考终端</w:t>
+        <w:t>——面向教育考试与日常教学场景的端-边-云智能巡考系统</w:t>
+      </w:r>
+    </w:p>
+    <w:p>
+      <w:pPr>
+        <w:jc w:val="center"/>
+      </w:pPr>
+      <w:r>
+        <w:rPr>
+          <w:rFonts w:ascii="宋体" w:hAnsi="宋体" w:eastAsia="宋体"/>
+          <w:b w:val="0"/>
+          <w:color w:val="666666"/>
+          <w:sz w:val="22"/>
+        </w:rPr>
+        <w:t>产品名：智能考场 AI 巡考系统</w:t>
       </w:r>
     </w:p>
     <w:p/>

--- a/智能考场与AI结合的先进化终端_参赛作品项目书_修订版.docx
+++ b/智能考场与AI结合的先进化终端_参赛作品项目书_修订版.docx
@@ -2778,7 +2778,7 @@
                 <w:color w:val="202020"/>
                 <w:sz w:val="18"/>
               </w:rPr>
-              <w:t>exe 约 511 MB；源码树各模块可独立运行</w:t>
+              <w:t>exe 约 512 MB；源码树各模块可独立运行</w:t>
             </w:r>
           </w:p>
         </w:tc>
@@ -7407,7 +7407,7 @@
           <w:color w:val="202020"/>
           <w:sz w:val="24"/>
         </w:rPr>
-        <w:t>：双击运行，首次解压到本地应用目录；图标与资源已嵌入，约 511 MB；</w:t>
+        <w:t>：双击运行，首次解压到本地应用目录；图标与资源已嵌入，约 512 MB；</w:t>
       </w:r>
     </w:p>
     <w:p>
